--- a/curriculum/reveal-documents/unit-7/teacher/unit-7-vocabulary-cards.docx
+++ b/curriculum/reveal-documents/unit-7/teacher/unit-7-vocabulary-cards.docx
@@ -22,6 +22,7 @@
     </w:p>
     <w:p>
       <w:pPr>
+        <w:pStyle w:val="Heading1"/>
         <w:keepNext/>
         <w:spacing w:before="0" w:after="10" w:line="240" w:lineRule="auto"/>
       </w:pPr>
@@ -106,6 +107,7 @@
           </w:p>
           <w:p>
             <w:pPr>
+              <w:pStyle w:val="Heading1"/>
               <w:spacing w:before="0" w:after="10" w:line="240" w:lineRule="auto"/>
             </w:pPr>
             <w:r>
@@ -170,6 +172,56 @@
                 <w:szCs w:val="18"/>
               </w:rPr>
               <w:t xml:space="preserve">−9, −1, 0, 6, 230</w:t>
+            </w:r>
+          </w:p>
+          <w:p>
+            <w:pPr>
+              <w:spacing w:after="0"/>
+            </w:pPr>
+            <w:r>
+              <w:drawing>
+                <wp:inline>
+                  <wp:extent cx="2423160" cy="630022"/>
+                  <wp:docPr id="1" name="Picture 1" descr="Number line from negative four to four. Negative three and three are both three units from zero, on opposite sides."/>
+                  <wp:cNvGraphicFramePr>
+                    <a:graphicFrameLocks noChangeAspect="1"/>
+                  </wp:cNvGraphicFramePr>
+                  <a:graphic>
+                    <a:graphicData uri="http://schemas.openxmlformats.org/drawingml/2006/picture">
+                      <pic:pic>
+                        <pic:nvPicPr>
+                          <pic:cNvPr id="0" name="unit-7.png"/>
+                          <pic:cNvPicPr/>
+                        </pic:nvPicPr>
+                        <pic:blipFill>
+                          <a:blip r:embed="rId1"/>
+                          <a:stretch>
+                            <a:fillRect/>
+                          </a:stretch>
+                        </pic:blipFill>
+                        <pic:spPr>
+                          <a:xfrm>
+                            <a:off x="0" y="0"/>
+                            <a:ext cx="2423160" cy="630022"/>
+                          </a:xfrm>
+                          <a:prstGeom prst="rect"/>
+                        </pic:spPr>
+                      </pic:pic>
+                    </a:graphicData>
+                  </a:graphic>
+                </wp:inline>
+              </w:drawing>
+            </w:r>
+          </w:p>
+          <w:p>
+            <w:pPr>
+              <w:spacing w:after="0"/>
+            </w:pPr>
+            <w:r>
+              <w:rPr>
+                <w:sz w:val="15"/>
+              </w:rPr>
+              <w:t>Cover the definition. Explain how the picture shows this word.</w:t>
             </w:r>
           </w:p>
         </w:tc>
@@ -196,6 +248,7 @@
           </w:p>
           <w:p>
             <w:pPr>
+              <w:pStyle w:val="Heading1"/>
               <w:spacing w:before="0" w:after="10" w:line="240" w:lineRule="auto"/>
             </w:pPr>
             <w:r>
@@ -260,6 +313,56 @@
                 <w:szCs w:val="18"/>
               </w:rPr>
               <w:t xml:space="preserve">−6 and 6</w:t>
+            </w:r>
+          </w:p>
+          <w:p>
+            <w:pPr>
+              <w:spacing w:after="0"/>
+            </w:pPr>
+            <w:r>
+              <w:drawing>
+                <wp:inline>
+                  <wp:extent cx="2423160" cy="630022"/>
+                  <wp:docPr id="2" name="Picture 2" descr="Number line from negative four to four. Negative three and three are both three units from zero, on opposite sides."/>
+                  <wp:cNvGraphicFramePr>
+                    <a:graphicFrameLocks noChangeAspect="1"/>
+                  </wp:cNvGraphicFramePr>
+                  <a:graphic>
+                    <a:graphicData uri="http://schemas.openxmlformats.org/drawingml/2006/picture">
+                      <pic:pic>
+                        <pic:nvPicPr>
+                          <pic:cNvPr id="0" name="unit-7.png"/>
+                          <pic:cNvPicPr/>
+                        </pic:nvPicPr>
+                        <pic:blipFill>
+                          <a:blip r:embed="rId1"/>
+                          <a:stretch>
+                            <a:fillRect/>
+                          </a:stretch>
+                        </pic:blipFill>
+                        <pic:spPr>
+                          <a:xfrm>
+                            <a:off x="0" y="0"/>
+                            <a:ext cx="2423160" cy="630022"/>
+                          </a:xfrm>
+                          <a:prstGeom prst="rect"/>
+                        </pic:spPr>
+                      </pic:pic>
+                    </a:graphicData>
+                  </a:graphic>
+                </wp:inline>
+              </w:drawing>
+            </w:r>
+          </w:p>
+          <w:p>
+            <w:pPr>
+              <w:spacing w:after="0"/>
+            </w:pPr>
+            <w:r>
+              <w:rPr>
+                <w:sz w:val="15"/>
+              </w:rPr>
+              <w:t>Cover the definition. Explain how the picture shows this word.</w:t>
             </w:r>
           </w:p>
         </w:tc>
@@ -292,6 +395,7 @@
           </w:p>
           <w:p>
             <w:pPr>
+              <w:pStyle w:val="Heading1"/>
               <w:spacing w:before="0" w:after="10" w:line="240" w:lineRule="auto"/>
             </w:pPr>
             <w:r>
@@ -356,6 +460,56 @@
                 <w:szCs w:val="18"/>
               </w:rPr>
               <w:t xml:space="preserve">−9 is read “negative nine”</w:t>
+            </w:r>
+          </w:p>
+          <w:p>
+            <w:pPr>
+              <w:spacing w:after="0"/>
+            </w:pPr>
+            <w:r>
+              <w:drawing>
+                <wp:inline>
+                  <wp:extent cx="2423160" cy="630022"/>
+                  <wp:docPr id="3" name="Picture 3" descr="Number line from negative four to four. Negative three and three are both three units from zero, on opposite sides."/>
+                  <wp:cNvGraphicFramePr>
+                    <a:graphicFrameLocks noChangeAspect="1"/>
+                  </wp:cNvGraphicFramePr>
+                  <a:graphic>
+                    <a:graphicData uri="http://schemas.openxmlformats.org/drawingml/2006/picture">
+                      <pic:pic>
+                        <pic:nvPicPr>
+                          <pic:cNvPr id="0" name="unit-7.png"/>
+                          <pic:cNvPicPr/>
+                        </pic:nvPicPr>
+                        <pic:blipFill>
+                          <a:blip r:embed="rId1"/>
+                          <a:stretch>
+                            <a:fillRect/>
+                          </a:stretch>
+                        </pic:blipFill>
+                        <pic:spPr>
+                          <a:xfrm>
+                            <a:off x="0" y="0"/>
+                            <a:ext cx="2423160" cy="630022"/>
+                          </a:xfrm>
+                          <a:prstGeom prst="rect"/>
+                        </pic:spPr>
+                      </pic:pic>
+                    </a:graphicData>
+                  </a:graphic>
+                </wp:inline>
+              </w:drawing>
+            </w:r>
+          </w:p>
+          <w:p>
+            <w:pPr>
+              <w:spacing w:after="0"/>
+            </w:pPr>
+            <w:r>
+              <w:rPr>
+                <w:sz w:val="15"/>
+              </w:rPr>
+              <w:t>Cover the definition. Explain how the picture shows this word.</w:t>
             </w:r>
           </w:p>
         </w:tc>
@@ -382,6 +536,7 @@
           </w:p>
           <w:p>
             <w:pPr>
+              <w:pStyle w:val="Heading1"/>
               <w:spacing w:before="0" w:after="10" w:line="240" w:lineRule="auto"/>
             </w:pPr>
             <w:r>
@@ -446,6 +601,56 @@
                 <w:szCs w:val="18"/>
               </w:rPr>
               <w:t xml:space="preserve">6, 19, 230</w:t>
+            </w:r>
+          </w:p>
+          <w:p>
+            <w:pPr>
+              <w:spacing w:after="0"/>
+            </w:pPr>
+            <w:r>
+              <w:drawing>
+                <wp:inline>
+                  <wp:extent cx="2423160" cy="630022"/>
+                  <wp:docPr id="4" name="Picture 4" descr="Number line from negative four to four. Negative three and three are both three units from zero, on opposite sides."/>
+                  <wp:cNvGraphicFramePr>
+                    <a:graphicFrameLocks noChangeAspect="1"/>
+                  </wp:cNvGraphicFramePr>
+                  <a:graphic>
+                    <a:graphicData uri="http://schemas.openxmlformats.org/drawingml/2006/picture">
+                      <pic:pic>
+                        <pic:nvPicPr>
+                          <pic:cNvPr id="0" name="unit-7.png"/>
+                          <pic:cNvPicPr/>
+                        </pic:nvPicPr>
+                        <pic:blipFill>
+                          <a:blip r:embed="rId1"/>
+                          <a:stretch>
+                            <a:fillRect/>
+                          </a:stretch>
+                        </pic:blipFill>
+                        <pic:spPr>
+                          <a:xfrm>
+                            <a:off x="0" y="0"/>
+                            <a:ext cx="2423160" cy="630022"/>
+                          </a:xfrm>
+                          <a:prstGeom prst="rect"/>
+                        </pic:spPr>
+                      </pic:pic>
+                    </a:graphicData>
+                  </a:graphic>
+                </wp:inline>
+              </w:drawing>
+            </w:r>
+          </w:p>
+          <w:p>
+            <w:pPr>
+              <w:spacing w:after="0"/>
+            </w:pPr>
+            <w:r>
+              <w:rPr>
+                <w:sz w:val="15"/>
+              </w:rPr>
+              <w:t>Cover the definition. Explain how the picture shows this word.</w:t>
             </w:r>
           </w:p>
         </w:tc>
@@ -478,6 +683,7 @@
           </w:p>
           <w:p>
             <w:pPr>
+              <w:pStyle w:val="Heading1"/>
               <w:spacing w:before="0" w:after="10" w:line="240" w:lineRule="auto"/>
             </w:pPr>
             <w:r>
@@ -568,6 +774,7 @@
           </w:p>
           <w:p>
             <w:pPr>
+              <w:pStyle w:val="Heading1"/>
               <w:spacing w:before="0" w:after="10" w:line="240" w:lineRule="auto"/>
             </w:pPr>
             <w:r>
@@ -664,6 +871,7 @@
           </w:p>
           <w:p>
             <w:pPr>
+              <w:pStyle w:val="Heading1"/>
               <w:spacing w:before="0" w:after="10" w:line="240" w:lineRule="auto"/>
             </w:pPr>
             <w:r>
@@ -754,6 +962,7 @@
           </w:p>
           <w:p>
             <w:pPr>
+              <w:pStyle w:val="Heading1"/>
               <w:spacing w:before="0" w:after="10" w:line="240" w:lineRule="auto"/>
             </w:pPr>
             <w:r>
@@ -850,6 +1059,7 @@
           </w:p>
           <w:p>
             <w:pPr>
+              <w:pStyle w:val="Heading1"/>
               <w:spacing w:before="0" w:after="10" w:line="240" w:lineRule="auto"/>
             </w:pPr>
             <w:r>
@@ -940,6 +1150,7 @@
           </w:p>
           <w:p>
             <w:pPr>
+              <w:pStyle w:val="Heading1"/>
               <w:spacing w:before="0" w:after="10" w:line="240" w:lineRule="auto"/>
             </w:pPr>
             <w:r>
@@ -1036,6 +1247,7 @@
           </w:p>
           <w:p>
             <w:pPr>
+              <w:pStyle w:val="Heading1"/>
               <w:spacing w:before="0" w:after="10" w:line="240" w:lineRule="auto"/>
             </w:pPr>
             <w:r>
@@ -1126,6 +1338,7 @@
           </w:p>
           <w:p>
             <w:pPr>
+              <w:pStyle w:val="Heading1"/>
               <w:spacing w:before="0" w:after="10" w:line="240" w:lineRule="auto"/>
             </w:pPr>
             <w:r>
@@ -1222,6 +1435,7 @@
           </w:p>
           <w:p>
             <w:pPr>
+              <w:pStyle w:val="Heading1"/>
               <w:spacing w:before="0" w:after="10" w:line="240" w:lineRule="auto"/>
             </w:pPr>
             <w:r>
@@ -1312,6 +1526,7 @@
           </w:p>
           <w:p>
             <w:pPr>
+              <w:pStyle w:val="Heading1"/>
               <w:spacing w:before="0" w:after="10" w:line="240" w:lineRule="auto"/>
             </w:pPr>
             <w:r>
@@ -1408,6 +1623,7 @@
           </w:p>
           <w:p>
             <w:pPr>
+              <w:pStyle w:val="Heading1"/>
               <w:spacing w:before="0" w:after="10" w:line="240" w:lineRule="auto"/>
             </w:pPr>
             <w:r>
@@ -1498,6 +1714,7 @@
           </w:p>
           <w:p>
             <w:pPr>
+              <w:pStyle w:val="Heading1"/>
               <w:spacing w:before="0" w:after="10" w:line="240" w:lineRule="auto"/>
             </w:pPr>
             <w:r>
@@ -1594,6 +1811,7 @@
           </w:p>
           <w:p>
             <w:pPr>
+              <w:pStyle w:val="Heading1"/>
               <w:spacing w:before="0" w:after="10" w:line="240" w:lineRule="auto"/>
             </w:pPr>
             <w:r>
@@ -1684,6 +1902,7 @@
           </w:p>
           <w:p>
             <w:pPr>
+              <w:pStyle w:val="Heading1"/>
               <w:spacing w:before="0" w:after="10" w:line="240" w:lineRule="auto"/>
             </w:pPr>
             <w:r>
@@ -1780,6 +1999,7 @@
           </w:p>
           <w:p>
             <w:pPr>
+              <w:pStyle w:val="Heading1"/>
               <w:spacing w:before="0" w:after="10" w:line="240" w:lineRule="auto"/>
             </w:pPr>
             <w:r>
@@ -1870,6 +2090,7 @@
           </w:p>
           <w:p>
             <w:pPr>
+              <w:pStyle w:val="Heading1"/>
               <w:spacing w:before="0" w:after="10" w:line="240" w:lineRule="auto"/>
             </w:pPr>
             <w:r>
@@ -1966,6 +2187,7 @@
           </w:p>
           <w:p>
             <w:pPr>
+              <w:pStyle w:val="Heading1"/>
               <w:spacing w:before="0" w:after="10" w:line="240" w:lineRule="auto"/>
             </w:pPr>
             <w:r>
@@ -2056,6 +2278,7 @@
           </w:p>
           <w:p>
             <w:pPr>
+              <w:pStyle w:val="Heading1"/>
               <w:spacing w:before="0" w:after="10" w:line="240" w:lineRule="auto"/>
             </w:pPr>
             <w:r>
@@ -2152,6 +2375,7 @@
           </w:p>
           <w:p>
             <w:pPr>
+              <w:pStyle w:val="Heading1"/>
               <w:spacing w:before="0" w:after="10" w:line="240" w:lineRule="auto"/>
             </w:pPr>
             <w:r>
@@ -2242,6 +2466,7 @@
           </w:p>
           <w:p>
             <w:pPr>
+              <w:pStyle w:val="Heading1"/>
               <w:spacing w:before="0" w:after="10" w:line="240" w:lineRule="auto"/>
             </w:pPr>
             <w:r>
@@ -2338,6 +2563,7 @@
           </w:p>
           <w:p>
             <w:pPr>
+              <w:pStyle w:val="Heading1"/>
               <w:spacing w:before="0" w:after="10" w:line="240" w:lineRule="auto"/>
             </w:pPr>
             <w:r>
@@ -2428,6 +2654,7 @@
           </w:p>
           <w:p>
             <w:pPr>
+              <w:pStyle w:val="Heading1"/>
               <w:spacing w:before="0" w:after="10" w:line="240" w:lineRule="auto"/>
             </w:pPr>
             <w:r>
@@ -2524,6 +2751,7 @@
           </w:p>
           <w:p>
             <w:pPr>
+              <w:pStyle w:val="Heading1"/>
               <w:spacing w:before="0" w:after="10" w:line="240" w:lineRule="auto"/>
             </w:pPr>
             <w:r>
@@ -2614,6 +2842,7 @@
           </w:p>
           <w:p>
             <w:pPr>
+              <w:pStyle w:val="Heading1"/>
               <w:spacing w:before="0" w:after="10" w:line="240" w:lineRule="auto"/>
             </w:pPr>
             <w:r>
@@ -2710,6 +2939,7 @@
           </w:p>
           <w:p>
             <w:pPr>
+              <w:pStyle w:val="Heading1"/>
               <w:spacing w:before="0" w:after="10" w:line="240" w:lineRule="auto"/>
             </w:pPr>
             <w:r>
@@ -2800,6 +3030,7 @@
           </w:p>
           <w:p>
             <w:pPr>
+              <w:pStyle w:val="Heading1"/>
               <w:spacing w:before="0" w:after="10" w:line="240" w:lineRule="auto"/>
             </w:pPr>
             <w:r>
@@ -2896,6 +3127,7 @@
           </w:p>
           <w:p>
             <w:pPr>
+              <w:pStyle w:val="Heading1"/>
               <w:spacing w:before="0" w:after="10" w:line="240" w:lineRule="auto"/>
             </w:pPr>
             <w:r>
@@ -2986,6 +3218,7 @@
           </w:p>
           <w:p>
             <w:pPr>
+              <w:pStyle w:val="Heading1"/>
               <w:spacing w:before="0" w:after="10" w:line="240" w:lineRule="auto"/>
             </w:pPr>
             <w:r>
@@ -3082,6 +3315,7 @@
           </w:p>
           <w:p>
             <w:pPr>
+              <w:pStyle w:val="Heading1"/>
               <w:spacing w:before="0" w:after="10" w:line="240" w:lineRule="auto"/>
             </w:pPr>
             <w:r>
@@ -3172,6 +3406,7 @@
           </w:p>
           <w:p>
             <w:pPr>
+              <w:pStyle w:val="Heading1"/>
               <w:spacing w:before="0" w:after="10" w:line="240" w:lineRule="auto"/>
             </w:pPr>
             <w:r>
@@ -3329,7 +3564,106 @@
               <w:sz w:val="15"/>
               <w:szCs w:val="15"/>
             </w:rPr>
-            <w:t xml:space="preserve">Vocabulary Cards</w:t>
+            <w:t xml:space="preserve">Page </w:t>
+          </w:r>
+          <w:r>
+            <w:rPr>
+              <w:rFonts w:ascii="Avenir Next" w:hAnsi="Avenir Next" w:cs="Avenir Next" w:eastAsia="Avenir Next"/>
+              <w:color w:val="5A5F66"/>
+              <w:sz w:val="15"/>
+              <w:szCs w:val="15"/>
+            </w:rPr>
+            <w:fldChar w:fldCharType="begin"/>
+          </w:r>
+          <w:r>
+            <w:rPr>
+              <w:rFonts w:ascii="Avenir Next" w:hAnsi="Avenir Next" w:cs="Avenir Next" w:eastAsia="Avenir Next"/>
+              <w:color w:val="5A5F66"/>
+              <w:sz w:val="15"/>
+              <w:szCs w:val="15"/>
+            </w:rPr>
+            <w:instrText xml:space="preserve"> PAGE </w:instrText>
+          </w:r>
+          <w:r>
+            <w:rPr>
+              <w:rFonts w:ascii="Avenir Next" w:hAnsi="Avenir Next" w:cs="Avenir Next" w:eastAsia="Avenir Next"/>
+              <w:color w:val="5A5F66"/>
+              <w:sz w:val="15"/>
+              <w:szCs w:val="15"/>
+            </w:rPr>
+            <w:fldChar w:fldCharType="separate"/>
+          </w:r>
+          <w:r>
+            <w:rPr>
+              <w:rFonts w:ascii="Avenir Next" w:hAnsi="Avenir Next" w:cs="Avenir Next" w:eastAsia="Avenir Next"/>
+              <w:color w:val="5A5F66"/>
+              <w:sz w:val="15"/>
+              <w:szCs w:val="15"/>
+            </w:rPr>
+            <w:t xml:space="preserve">1</w:t>
+          </w:r>
+          <w:r>
+            <w:rPr>
+              <w:rFonts w:ascii="Avenir Next" w:hAnsi="Avenir Next" w:cs="Avenir Next" w:eastAsia="Avenir Next"/>
+              <w:color w:val="5A5F66"/>
+              <w:sz w:val="15"/>
+              <w:szCs w:val="15"/>
+            </w:rPr>
+            <w:fldChar w:fldCharType="end"/>
+          </w:r>
+          <w:r>
+            <w:rPr>
+              <w:rFonts w:ascii="Avenir Next" w:hAnsi="Avenir Next" w:cs="Avenir Next" w:eastAsia="Avenir Next"/>
+              <w:color w:val="5A5F66"/>
+              <w:sz w:val="15"/>
+              <w:szCs w:val="15"/>
+            </w:rPr>
+            <w:t xml:space="preserve"> of </w:t>
+          </w:r>
+          <w:r>
+            <w:rPr>
+              <w:rFonts w:ascii="Avenir Next" w:hAnsi="Avenir Next" w:cs="Avenir Next" w:eastAsia="Avenir Next"/>
+              <w:color w:val="5A5F66"/>
+              <w:sz w:val="15"/>
+              <w:szCs w:val="15"/>
+            </w:rPr>
+            <w:fldChar w:fldCharType="begin"/>
+          </w:r>
+          <w:r>
+            <w:rPr>
+              <w:rFonts w:ascii="Avenir Next" w:hAnsi="Avenir Next" w:cs="Avenir Next" w:eastAsia="Avenir Next"/>
+              <w:color w:val="5A5F66"/>
+              <w:sz w:val="15"/>
+              <w:szCs w:val="15"/>
+            </w:rPr>
+            <w:instrText xml:space="preserve"> NUMPAGES </w:instrText>
+          </w:r>
+          <w:r>
+            <w:rPr>
+              <w:rFonts w:ascii="Avenir Next" w:hAnsi="Avenir Next" w:cs="Avenir Next" w:eastAsia="Avenir Next"/>
+              <w:color w:val="5A5F66"/>
+              <w:sz w:val="15"/>
+              <w:szCs w:val="15"/>
+            </w:rPr>
+            <w:fldChar w:fldCharType="separate"/>
+          </w:r>
+          <w:r>
+            <w:rPr>
+              <w:rFonts w:ascii="Avenir Next" w:hAnsi="Avenir Next" w:cs="Avenir Next" w:eastAsia="Avenir Next"/>
+              <w:color w:val="5A5F66"/>
+              <w:sz w:val="15"/>
+              <w:szCs w:val="15"/>
+            </w:rPr>
+            <w:t xml:space="preserve">1</w:t>
+          </w:r>
+          <w:r>
+            <w:rPr>
+              <w:rFonts w:ascii="Avenir Next" w:hAnsi="Avenir Next" w:cs="Avenir Next" w:eastAsia="Avenir Next"/>
+              <w:color w:val="5A5F66"/>
+              <w:sz w:val="15"/>
+              <w:szCs w:val="15"/>
+            </w:rPr>
+            <w:fldChar w:fldCharType="end"/>
           </w:r>
         </w:p>
       </w:tc>
@@ -3372,5 +3706,23 @@
       </w:tblCellMar>
     </w:tblPr>
   </w:style>
+  <w:style w:type="paragraph" w:styleId="Heading1">
+    <w:name w:val="heading 1"/>
+    <w:basedOn w:val="Normal"/>
+    <w:pPr>
+      <w:outlineLvl w:val="0"/>
+      <w:keepNext w:val="0"/>
+      <w:keepLines w:val="0"/>
+    </w:pPr>
+  </w:style>
+  <w:style w:type="paragraph" w:styleId="Heading2">
+    <w:name w:val="heading 2"/>
+    <w:basedOn w:val="Normal"/>
+    <w:pPr>
+      <w:outlineLvl w:val="1"/>
+      <w:keepNext w:val="0"/>
+      <w:keepLines w:val="0"/>
+    </w:pPr>
+  </w:style>
 </w:styles>
 </file>